--- a/leaderboard ai script.docx
+++ b/leaderboard ai script.docx
@@ -32,6 +32,22 @@
         <w:t>LAN functionality to the game</w:t>
       </w:r>
       <w:r>
+        <w:t xml:space="preserve"> using Unity’s built in </w:t>
+      </w:r>
+      <w:proofErr w:type="spellStart"/>
+      <w:r>
+        <w:t>Netcode</w:t>
+      </w:r>
+      <w:proofErr w:type="spellEnd"/>
+      <w:r>
+        <w:t xml:space="preserve"> for </w:t>
+      </w:r>
+      <w:proofErr w:type="spellStart"/>
+      <w:r>
+        <w:t>Gameobjects</w:t>
+      </w:r>
+      <w:proofErr w:type="spellEnd"/>
+      <w:r>
         <w:t>.</w:t>
       </w:r>
     </w:p>
@@ -75,65 +91,188 @@
       <w:r>
         <w:t xml:space="preserve">In each unity map </w:t>
       </w:r>
+      <w:r>
+        <w:t>scene,</w:t>
+      </w:r>
+      <w:r>
+        <w:t xml:space="preserve"> I have a</w:t>
+      </w:r>
+      <w:r>
+        <w:t>n empty game object that holds the Leaderboard</w:t>
+      </w:r>
+      <w:r>
+        <w:t xml:space="preserve"> manager script. Each map scene also has a</w:t>
+      </w:r>
+      <w:r>
+        <w:t xml:space="preserve"> leaderboard UI </w:t>
+      </w:r>
+      <w:r>
+        <w:t>game object (canvas) that houses the header (player name, kills/deaths, and score) and then a canvas that adjusts as new players join the room (vertical layout group &amp; content size filter)</w:t>
+      </w:r>
+    </w:p>
+    <w:p>
+      <w:r>
+        <w:t>The player prefab “</w:t>
+      </w:r>
+      <w:proofErr w:type="spellStart"/>
+      <w:r>
+        <w:t>playerItemPrefab</w:t>
+      </w:r>
+      <w:proofErr w:type="spellEnd"/>
+      <w:r>
+        <w:t xml:space="preserve">” is the </w:t>
+      </w:r>
+      <w:proofErr w:type="spellStart"/>
+      <w:r>
+        <w:t>gameobject</w:t>
+      </w:r>
+      <w:proofErr w:type="spellEnd"/>
+      <w:r>
+        <w:t xml:space="preserve"> text UI that holds each players Name, kill/death, and score. This item is displayed on the leaderboard for each player. </w:t>
+      </w:r>
+    </w:p>
+    <w:p>
+      <w:proofErr w:type="spellStart"/>
+      <w:r>
+        <w:t>playeritemprefabParent</w:t>
+      </w:r>
+      <w:proofErr w:type="spellEnd"/>
+      <w:r>
+        <w:t xml:space="preserve"> is the holder for the all the players info. It’s a canvas with a vertical layout group (keeps the players info in a nice order).</w:t>
+      </w:r>
+    </w:p>
+    <w:p/>
+    <w:p>
+      <w:r>
+        <w:t xml:space="preserve">Implementing this leaderboard over LAN will </w:t>
+      </w:r>
+      <w:r>
+        <w:t xml:space="preserve">also require us to track the kills and deaths like I did in my photon scripts, but now I need to do all this in </w:t>
+      </w:r>
+      <w:proofErr w:type="spellStart"/>
+      <w:r>
+        <w:t>Netcode</w:t>
+      </w:r>
+      <w:proofErr w:type="spellEnd"/>
+      <w:r>
+        <w:t xml:space="preserve"> for </w:t>
+      </w:r>
+      <w:proofErr w:type="spellStart"/>
+      <w:r>
+        <w:t>Gameobjects</w:t>
+      </w:r>
+      <w:proofErr w:type="spellEnd"/>
+      <w:r>
+        <w:t xml:space="preserve"> (instead of </w:t>
+      </w:r>
+      <w:proofErr w:type="spellStart"/>
+      <w:r>
+        <w:t>PhotonNetwork</w:t>
+      </w:r>
+      <w:proofErr w:type="spellEnd"/>
+      <w:r>
+        <w:t>)</w:t>
+      </w:r>
+      <w:r>
+        <w:t>.</w:t>
+      </w:r>
+      <w:r>
+        <w:t xml:space="preserve"> </w:t>
+      </w:r>
+      <w:r>
+        <w:t>I’m</w:t>
+      </w:r>
+      <w:r>
+        <w:t xml:space="preserve"> not sure if we need to create our own tracking or if </w:t>
+      </w:r>
+      <w:proofErr w:type="spellStart"/>
+      <w:r>
+        <w:t>netcode</w:t>
+      </w:r>
+      <w:proofErr w:type="spellEnd"/>
+      <w:r>
+        <w:t xml:space="preserve"> has score tracking. But we need to track kills, deaths, and a score over LAN (NGO).</w:t>
+      </w:r>
+    </w:p>
+    <w:p>
+      <w:proofErr w:type="spellStart"/>
+      <w:r>
+        <w:t>Im</w:t>
+      </w:r>
+      <w:proofErr w:type="spellEnd"/>
+      <w:r>
+        <w:t xml:space="preserve"> not 100% sure where we should get the </w:t>
+      </w:r>
       <w:proofErr w:type="gramStart"/>
       <w:r>
-        <w:t>scene</w:t>
+        <w:t>player</w:t>
       </w:r>
       <w:proofErr w:type="gramEnd"/>
       <w:r>
-        <w:t xml:space="preserve"> I have a</w:t>
-      </w:r>
-      <w:r>
-        <w:t>n empty game object that holds the Leaderboard</w:t>
-      </w:r>
-      <w:r>
-        <w:t xml:space="preserve"> manager script. Each map scene also has a</w:t>
-      </w:r>
-      <w:r>
-        <w:t xml:space="preserve"> leaderboard UI </w:t>
-      </w:r>
-      <w:r>
-        <w:t>game object (canvas) that houses the header (player name, kills/deaths, and score) and then a canvas that adjusts as new players join the room (vertical layout group &amp; content size filter)</w:t>
-      </w:r>
-    </w:p>
-    <w:p>
-      <w:r>
-        <w:t>The player prefab “</w:t>
-      </w:r>
-      <w:proofErr w:type="spellStart"/>
-      <w:r>
-        <w:t>playerItemPrefab</w:t>
-      </w:r>
-      <w:proofErr w:type="spellEnd"/>
-      <w:r>
-        <w:t xml:space="preserve">” is the </w:t>
-      </w:r>
-      <w:proofErr w:type="spellStart"/>
-      <w:r>
-        <w:t>gameobject</w:t>
-      </w:r>
-      <w:proofErr w:type="spellEnd"/>
-      <w:r>
-        <w:t xml:space="preserve"> text UI that holds each players Name, kill/death, and score. This item is displayed on the leaderboard for each player. </w:t>
-      </w:r>
-    </w:p>
-    <w:p>
-      <w:proofErr w:type="spellStart"/>
-      <w:r>
-        <w:t>playeritemprefabParent</w:t>
-      </w:r>
-      <w:proofErr w:type="spellEnd"/>
-      <w:r>
-        <w:t xml:space="preserve"> is the holder for the all the players info. It’s a canvas with a vertical layout group (keeps the players info in a nice order).</w:t>
-      </w:r>
-    </w:p>
-    <w:p/>
-    <w:p>
-      <w:r>
-        <w:t xml:space="preserve">Implementing this leaderboard over LAN will </w:t>
-      </w:r>
-      <w:r>
-        <w:t xml:space="preserve">also require us to track the kills and deaths like I did in my photon scripts, but now I need to do all this in </w:t>
+        <w:t xml:space="preserve"> name from</w:t>
+      </w:r>
+      <w:r>
+        <w:t xml:space="preserve"> in LAN</w:t>
+      </w:r>
+      <w:r>
+        <w:t xml:space="preserve">. You can see in my </w:t>
+      </w:r>
+      <w:proofErr w:type="spellStart"/>
+      <w:r>
+        <w:t>RoommanagerLAN</w:t>
+      </w:r>
+      <w:proofErr w:type="spellEnd"/>
+      <w:r>
+        <w:t xml:space="preserve"> script we set the name to be saved in NGO’s </w:t>
+      </w:r>
+      <w:proofErr w:type="spellStart"/>
+      <w:r>
+        <w:t>playerprefs</w:t>
+      </w:r>
+      <w:proofErr w:type="spellEnd"/>
+      <w:r>
+        <w:t>.</w:t>
+      </w:r>
+    </w:p>
+    <w:p>
+      <w:r>
+        <w:t>I also need to ensure, like the current setup, that if a player leaves the LAN room, their score and kills/deaths are cleared.</w:t>
+      </w:r>
+      <w:r>
+        <w:t xml:space="preserve"> The player score is currently stored in a photon option</w:t>
+      </w:r>
+      <w:r>
+        <w:t xml:space="preserve"> script (</w:t>
+      </w:r>
+      <w:proofErr w:type="spellStart"/>
+      <w:r>
+        <w:t>PhotonNetwork.cs</w:t>
+      </w:r>
+      <w:proofErr w:type="spellEnd"/>
+      <w:r>
+        <w:t>)</w:t>
+      </w:r>
+      <w:r>
+        <w:t xml:space="preserve"> but we will need to do this in </w:t>
+      </w:r>
+      <w:proofErr w:type="spellStart"/>
+      <w:r>
+        <w:t>netcode</w:t>
+      </w:r>
+      <w:proofErr w:type="spellEnd"/>
+      <w:r>
+        <w:t>.</w:t>
+      </w:r>
+    </w:p>
+    <w:p>
+      <w:r>
+        <w:t xml:space="preserve">I want all the same functionality </w:t>
+      </w:r>
+      <w:r>
+        <w:t xml:space="preserve">as you’ll see in the photo scripts, </w:t>
+      </w:r>
+      <w:r>
+        <w:t xml:space="preserve">but within </w:t>
       </w:r>
       <w:proofErr w:type="spellStart"/>
       <w:r>
@@ -141,172 +280,94 @@
       </w:r>
       <w:proofErr w:type="spellEnd"/>
       <w:r>
-        <w:t xml:space="preserve"> for </w:t>
-      </w:r>
-      <w:proofErr w:type="spellStart"/>
-      <w:r>
-        <w:t>Gameobjects</w:t>
-      </w:r>
-      <w:proofErr w:type="spellEnd"/>
-      <w:r>
-        <w:t xml:space="preserve"> (instead of </w:t>
-      </w:r>
-      <w:proofErr w:type="spellStart"/>
-      <w:r>
-        <w:t>PhotonNetwork</w:t>
-      </w:r>
-      <w:proofErr w:type="spellEnd"/>
-      <w:r>
-        <w:t>)</w:t>
-      </w:r>
-      <w:r>
-        <w:t>.</w:t>
+        <w:t xml:space="preserve"> for game objects. </w:t>
+      </w:r>
+      <w:r>
+        <w:t>But can you also make the scoring system modifiable in the inspector? (points per hit, points per kill, points per correct answer, points per wrong answer).</w:t>
+      </w:r>
+    </w:p>
+    <w:p>
+      <w:r>
+        <w:lastRenderedPageBreak/>
+        <w:t>I understand we will need to create some new scripts.</w:t>
       </w:r>
       <w:r>
         <w:t xml:space="preserve"> </w:t>
       </w:r>
-      <w:proofErr w:type="spellStart"/>
-      <w:r>
-        <w:t>Im</w:t>
-      </w:r>
-      <w:proofErr w:type="spellEnd"/>
-      <w:r>
-        <w:t xml:space="preserve"> not sure if we need to create our own tracking or if </w:t>
-      </w:r>
-      <w:proofErr w:type="spellStart"/>
-      <w:r>
-        <w:t>netcode</w:t>
-      </w:r>
-      <w:proofErr w:type="spellEnd"/>
-      <w:r>
-        <w:t xml:space="preserve"> has score tracking. But we need to track kills, deaths, and a score over LAN (NGO).</w:t>
-      </w:r>
-    </w:p>
-    <w:p>
-      <w:proofErr w:type="spellStart"/>
-      <w:r>
-        <w:t>Im</w:t>
-      </w:r>
-      <w:proofErr w:type="spellEnd"/>
-      <w:r>
-        <w:t xml:space="preserve"> not 100% sure where we should get the </w:t>
+      <w:r>
+        <w:t xml:space="preserve">Ive created a few of the scripts you would create, but they are not finished. You will see them below. </w:t>
+      </w:r>
+      <w:r>
+        <w:t xml:space="preserve">I need you to finish the task. </w:t>
+      </w:r>
+      <w:r>
+        <w:t>The functionality should be like this:</w:t>
+      </w:r>
+      <w:r>
+        <w:br/>
+      </w:r>
+      <w:r>
+        <w:t xml:space="preserve">in game, </w:t>
+      </w:r>
+      <w:r>
+        <w:t>when the player presses and holds the tab key</w:t>
+      </w:r>
+      <w:r>
+        <w:t xml:space="preserve"> (both host or client player)</w:t>
+      </w:r>
+      <w:r>
+        <w:t xml:space="preserve">, </w:t>
+      </w:r>
+      <w:r>
+        <w:t>the</w:t>
+      </w:r>
+      <w:r>
+        <w:t xml:space="preserve"> leader board </w:t>
+      </w:r>
+      <w:r>
+        <w:t xml:space="preserve">UI </w:t>
+      </w:r>
+      <w:r>
+        <w:t xml:space="preserve">appears. That leader board contains the names of all players in the room, their kills/deaths, and scores. The list stays in a descending order based on the </w:t>
       </w:r>
       <w:proofErr w:type="gramStart"/>
       <w:r>
-        <w:t>player</w:t>
+        <w:t>players</w:t>
       </w:r>
       <w:proofErr w:type="gramEnd"/>
       <w:r>
-        <w:t xml:space="preserve"> name from</w:t>
-      </w:r>
-      <w:r>
-        <w:t xml:space="preserve"> in LAN</w:t>
-      </w:r>
-      <w:r>
-        <w:t xml:space="preserve">. You can see in my </w:t>
-      </w:r>
-      <w:proofErr w:type="spellStart"/>
-      <w:r>
-        <w:t>RoommanagerLAN</w:t>
-      </w:r>
-      <w:proofErr w:type="spellEnd"/>
-      <w:r>
-        <w:t xml:space="preserve"> script we set the name to be saved in NGO’s </w:t>
-      </w:r>
-      <w:proofErr w:type="spellStart"/>
-      <w:r>
-        <w:t>playerprefs</w:t>
-      </w:r>
-      <w:proofErr w:type="spellEnd"/>
-      <w:r>
-        <w:t>.</w:t>
-      </w:r>
-    </w:p>
-    <w:p>
-      <w:r>
-        <w:t>I also need to ensure, like the current setup, that if a player leaves the LAN room, their score and kills/deaths are cleared.</w:t>
-      </w:r>
-      <w:r>
-        <w:t xml:space="preserve"> The player score is currently stored in a photon option</w:t>
-      </w:r>
-      <w:r>
-        <w:t xml:space="preserve"> script (</w:t>
-      </w:r>
-      <w:proofErr w:type="spellStart"/>
-      <w:r>
-        <w:t>PhotonNetwork.cs</w:t>
-      </w:r>
-      <w:proofErr w:type="spellEnd"/>
-      <w:r>
-        <w:t>)</w:t>
-      </w:r>
-      <w:r>
-        <w:t xml:space="preserve"> but we will need to do this in </w:t>
-      </w:r>
-      <w:proofErr w:type="spellStart"/>
-      <w:r>
-        <w:t>netcode</w:t>
-      </w:r>
-      <w:proofErr w:type="spellEnd"/>
-      <w:r>
-        <w:t>.</w:t>
-      </w:r>
-    </w:p>
-    <w:p>
-      <w:r>
-        <w:t xml:space="preserve">I want all the same functionality </w:t>
-      </w:r>
-      <w:r>
-        <w:t xml:space="preserve">as you’ll see in the photo scripts, </w:t>
-      </w:r>
-      <w:r>
-        <w:t xml:space="preserve">but within </w:t>
-      </w:r>
-      <w:proofErr w:type="spellStart"/>
-      <w:r>
-        <w:t>Netcode</w:t>
-      </w:r>
-      <w:proofErr w:type="spellEnd"/>
-      <w:r>
-        <w:t xml:space="preserve"> for game objects. I understand we will need to create some new scripts.</w:t>
-      </w:r>
-      <w:r>
-        <w:t xml:space="preserve"> The functionality should be like this:</w:t>
+        <w:t xml:space="preserve"> score.</w:t>
+      </w:r>
+      <w:r>
+        <w:t xml:space="preserve"> Updates every half second.</w:t>
+      </w:r>
+      <w:r>
+        <w:t xml:space="preserve"> </w:t>
+      </w:r>
+      <w:r>
+        <w:t xml:space="preserve">This </w:t>
+      </w:r>
+      <w:proofErr w:type="spellStart"/>
+      <w:r>
+        <w:t>leadboard</w:t>
+      </w:r>
+      <w:proofErr w:type="spellEnd"/>
+      <w:r>
+        <w:t xml:space="preserve"> needs to be seen and usable by both the host and any clients in the room (not just the host). </w:t>
+      </w:r>
+      <w:r>
+        <w:t xml:space="preserve">The screen </w:t>
+      </w:r>
+      <w:r>
+        <w:t>disappears</w:t>
+      </w:r>
+      <w:r>
+        <w:t xml:space="preserve"> when the player releases tab (working like a momentary switch). If a player leaves the room, their name and score is cleared and their name no longer appears on the leaderboard UI.</w:t>
       </w:r>
       <w:r>
         <w:br/>
       </w:r>
       <w:r>
-        <w:t xml:space="preserve">in game, </w:t>
-      </w:r>
-      <w:r>
-        <w:t xml:space="preserve">when the player presses and holds the tab key, </w:t>
-      </w:r>
-      <w:r>
-        <w:t>the</w:t>
-      </w:r>
-      <w:r>
-        <w:t xml:space="preserve"> leader board </w:t>
-      </w:r>
-      <w:r>
-        <w:t xml:space="preserve">UI </w:t>
-      </w:r>
-      <w:r>
-        <w:t xml:space="preserve">appears. That leader board contains the names of all players in the rooms, their kills/deaths, and scores. The list stays in a descending order based on the </w:t>
-      </w:r>
-      <w:proofErr w:type="gramStart"/>
-      <w:r>
-        <w:t>players</w:t>
-      </w:r>
-      <w:proofErr w:type="gramEnd"/>
-      <w:r>
-        <w:t xml:space="preserve"> score. </w:t>
-      </w:r>
-      <w:r>
-        <w:br/>
-      </w:r>
-      <w:r>
-        <w:lastRenderedPageBreak/>
         <w:br/>
         <w:t>After this message I will paste the</w:t>
       </w:r>
@@ -340,6 +401,25 @@
         <w:t xml:space="preserve"> And please ask questions if you need to understand anything in my game or how it should operate.</w:t>
       </w:r>
       <w:r>
+        <w:t xml:space="preserve"> You will need to modify some scripts. Please read all the scripts I sent and determine how to implement my leaderboard management system into </w:t>
+      </w:r>
+      <w:proofErr w:type="spellStart"/>
+      <w:r>
+        <w:t>Netcode</w:t>
+      </w:r>
+      <w:proofErr w:type="spellEnd"/>
+      <w:r>
+        <w:t xml:space="preserve"> for </w:t>
+      </w:r>
+      <w:proofErr w:type="spellStart"/>
+      <w:r>
+        <w:t>gameobjects</w:t>
+      </w:r>
+      <w:proofErr w:type="spellEnd"/>
+      <w:r>
+        <w:t>.</w:t>
+      </w:r>
+      <w:r>
         <w:br/>
       </w:r>
       <w:r>
@@ -354,6 +434,9 @@
       <w:r>
         <w:t xml:space="preserve"> message.</w:t>
       </w:r>
+      <w:r>
+        <w:t xml:space="preserve"> Please wait to give me any changes until you have received all scripts:</w:t>
+      </w:r>
     </w:p>
     <w:p>
       <w:proofErr w:type="spellStart"/>
@@ -371,6 +454,16 @@
     <w:p>
       <w:proofErr w:type="spellStart"/>
       <w:r>
+        <w:t>LeaderboardManagerLAN.cs</w:t>
+      </w:r>
+      <w:proofErr w:type="spellEnd"/>
+      <w:r>
+        <w:t xml:space="preserve">: I started this script but it does not work properly. It does not work on both the host and the client. </w:t>
+      </w:r>
+    </w:p>
+    <w:p>
+      <w:proofErr w:type="spellStart"/>
+      <w:r>
         <w:t>LocalplayerKDmanager.cs</w:t>
       </w:r>
       <w:proofErr w:type="spellEnd"/>
@@ -381,6 +474,19 @@
     <w:p>
       <w:proofErr w:type="spellStart"/>
       <w:r>
+        <w:t>LocalplayerKDManagerLAN</w:t>
+      </w:r>
+      <w:proofErr w:type="spellEnd"/>
+      <w:r>
+        <w:t xml:space="preserve">: Ive created this script but havent finished. I created it so I could get the grenade launcher worker. </w:t>
+      </w:r>
+      <w:r>
+        <w:t xml:space="preserve">This is where we should track the kills and deaths. </w:t>
+      </w:r>
+    </w:p>
+    <w:p>
+      <w:proofErr w:type="spellStart"/>
+      <w:r>
         <w:t>PlayerHitAndKillsManager</w:t>
       </w:r>
       <w:r>
@@ -394,6 +500,44 @@
     <w:p>
       <w:proofErr w:type="spellStart"/>
       <w:r>
+        <w:t>PlayerHitAndKillsManagerLAN</w:t>
+      </w:r>
+      <w:proofErr w:type="spellEnd"/>
+      <w:r>
+        <w:t xml:space="preserve">: This is the LAN version of the </w:t>
+      </w:r>
+      <w:proofErr w:type="spellStart"/>
+      <w:r>
+        <w:t>PlayerHitAndKillsManager</w:t>
+      </w:r>
+      <w:proofErr w:type="spellEnd"/>
+      <w:r>
+        <w:t xml:space="preserve">. </w:t>
+      </w:r>
+      <w:proofErr w:type="spellStart"/>
+      <w:proofErr w:type="gramStart"/>
+      <w:r>
+        <w:t>Its</w:t>
+      </w:r>
+      <w:proofErr w:type="spellEnd"/>
+      <w:proofErr w:type="gramEnd"/>
+      <w:r>
+        <w:t xml:space="preserve"> been lightly introduced to work with my thrown grenade and grenade (potato) launcher so those</w:t>
+      </w:r>
+      <w:r>
+        <w:t xml:space="preserve"> </w:t>
+      </w:r>
+      <w:r>
+        <w:lastRenderedPageBreak/>
+        <w:t xml:space="preserve">weapon scripts can update points. </w:t>
+      </w:r>
+      <w:r>
+        <w:t>But this script is not complete and will need modified to work.</w:t>
+      </w:r>
+    </w:p>
+    <w:p>
+      <w:proofErr w:type="spellStart"/>
+      <w:r>
         <w:t>KillfeedManager.cs</w:t>
       </w:r>
       <w:proofErr w:type="spellEnd"/>
@@ -454,7 +598,31 @@
         <w:t xml:space="preserve"> name from</w:t>
       </w:r>
     </w:p>
-    <w:p/>
+    <w:p>
+      <w:r>
+        <w:br/>
+      </w:r>
+      <w:r>
+        <w:br/>
+        <w:t xml:space="preserve">Please ask me if you need to see any other scripts. Please do not assume anything, ask me before. I tried this once before in </w:t>
+      </w:r>
+      <w:proofErr w:type="spellStart"/>
+      <w:r>
+        <w:t>chatgpt</w:t>
+      </w:r>
+      <w:proofErr w:type="spellEnd"/>
+      <w:r>
+        <w:t xml:space="preserve"> and it was not successful, so </w:t>
+      </w:r>
+      <w:proofErr w:type="spellStart"/>
+      <w:r>
+        <w:t>im</w:t>
+      </w:r>
+      <w:proofErr w:type="spellEnd"/>
+      <w:r>
+        <w:t xml:space="preserve"> trying again.</w:t>
+      </w:r>
+    </w:p>
     <w:p/>
     <w:p/>
     <w:p/>

--- a/leaderboard ai script.docx
+++ b/leaderboard ai script.docx
@@ -345,15 +345,13 @@
         <w:t xml:space="preserve"> </w:t>
       </w:r>
       <w:r>
-        <w:t xml:space="preserve">This </w:t>
-      </w:r>
-      <w:proofErr w:type="spellStart"/>
-      <w:r>
-        <w:t>leadboard</w:t>
-      </w:r>
-      <w:proofErr w:type="spellEnd"/>
-      <w:r>
-        <w:t xml:space="preserve"> needs to be seen and usable by both the host and any clients in the room (not just the host). </w:t>
+        <w:t>This lead</w:t>
+      </w:r>
+      <w:r>
+        <w:t>er</w:t>
+      </w:r>
+      <w:r>
+        <w:t xml:space="preserve">board needs to be seen and usable by both the host and any clients in the room (not just the host). </w:t>
       </w:r>
       <w:r>
         <w:t xml:space="preserve">The screen </w:t>
@@ -363,6 +361,9 @@
       </w:r>
       <w:r>
         <w:t xml:space="preserve"> when the player releases tab (working like a momentary switch). If a player leaves the room, their name and score is cleared and their name no longer appears on the leaderboard UI.</w:t>
+      </w:r>
+      <w:r>
+        <w:t xml:space="preserve"> If a player kills themselves (blows up by their own thrown grenade, launcher grenade, or falls off the map (-70), they should be given one death and no kill.</w:t>
       </w:r>
       <w:r>
         <w:br/>
@@ -500,6 +501,7 @@
     <w:p>
       <w:proofErr w:type="spellStart"/>
       <w:r>
+        <w:lastRenderedPageBreak/>
         <w:t>PlayerHitAndKillsManagerLAN</w:t>
       </w:r>
       <w:proofErr w:type="spellEnd"/>
@@ -525,11 +527,7 @@
         <w:t xml:space="preserve"> been lightly introduced to work with my thrown grenade and grenade (potato) launcher so those</w:t>
       </w:r>
       <w:r>
-        <w:t xml:space="preserve"> </w:t>
-      </w:r>
-      <w:r>
-        <w:lastRenderedPageBreak/>
-        <w:t xml:space="preserve">weapon scripts can update points. </w:t>
+        <w:t xml:space="preserve"> weapon scripts can update points. </w:t>
       </w:r>
       <w:r>
         <w:t>But this script is not complete and will need modified to work.</w:t>
